--- a/PRACTICE1.docx
+++ b/PRACTICE1.docx
@@ -19,23 +19,7 @@
         <w:pStyle w:val="ListParagraph"/>
       </w:pPr>
       <w:r>
-        <w:t xml:space="preserve">SELECT </w:t>
-      </w:r>
-      <w:proofErr w:type="gramStart"/>
-      <w:r>
-        <w:t>ENAME ,</w:t>
-      </w:r>
-      <w:proofErr w:type="gramEnd"/>
-      <w:r>
-        <w:t xml:space="preserve"> </w:t>
-      </w:r>
-      <w:proofErr w:type="gramStart"/>
-      <w:r>
-        <w:t>JOB ,</w:t>
-      </w:r>
-      <w:proofErr w:type="gramEnd"/>
-      <w:r>
-        <w:t xml:space="preserve"> SALARY</w:t>
+        <w:t>SELECT ENAME , JOB , SALARY</w:t>
       </w:r>
     </w:p>
     <w:p>
@@ -163,11 +147,9 @@
       <w:pPr>
         <w:pStyle w:val="ListParagraph"/>
       </w:pPr>
-      <w:proofErr w:type="gramStart"/>
       <w:r>
         <w:t>SELECT  ENAME</w:t>
       </w:r>
-      <w:proofErr w:type="gramEnd"/>
     </w:p>
     <w:p>
       <w:pPr>
@@ -305,16 +287,11 @@
       <w:pPr>
         <w:pStyle w:val="ListParagraph"/>
       </w:pPr>
-      <w:proofErr w:type="gramStart"/>
       <w:r>
         <w:t xml:space="preserve">ORDERBY </w:t>
       </w:r>
       <w:r>
-        <w:t xml:space="preserve"> DEPTNO</w:t>
-      </w:r>
-      <w:proofErr w:type="gramEnd"/>
-      <w:r>
-        <w:t xml:space="preserve"> </w:t>
+        <w:t xml:space="preserve"> DEPTNO </w:t>
       </w:r>
       <w:r>
         <w:t>ASC</w:t>
@@ -342,13 +319,8 @@
       <w:pPr>
         <w:pStyle w:val="ListParagraph"/>
       </w:pPr>
-      <w:proofErr w:type="gramStart"/>
-      <w:r>
-        <w:t>SELECT  COUNT</w:t>
-      </w:r>
-      <w:proofErr w:type="gramEnd"/>
-      <w:r>
-        <w:t>(*)</w:t>
+      <w:r>
+        <w:t>SELECT  COUNT(*)</w:t>
       </w:r>
     </w:p>
     <w:p>
@@ -442,53 +414,569 @@
         <w:pStyle w:val="ListParagraph"/>
       </w:pPr>
       <w:r>
+        <w:t>SELECT JOB,AVG(SAL)</w:t>
+      </w:r>
+    </w:p>
+    <w:p>
+      <w:pPr>
+        <w:pStyle w:val="ListParagraph"/>
+      </w:pPr>
+      <w:r>
+        <w:t xml:space="preserve">FROM EMP </w:t>
+      </w:r>
+    </w:p>
+    <w:p>
+      <w:pPr>
+        <w:pStyle w:val="ListParagraph"/>
+      </w:pPr>
+      <w:r>
+        <w:t>GROUP BY JOB;</w:t>
+      </w:r>
+    </w:p>
+    <w:p>
+      <w:pPr>
+        <w:pStyle w:val="ListParagraph"/>
+      </w:pPr>
+    </w:p>
+    <w:p>
+      <w:pPr>
+        <w:pStyle w:val="ListParagraph"/>
+        <w:numPr>
+          <w:ilvl w:val="0"/>
+          <w:numId w:val="1"/>
+        </w:numPr>
+      </w:pPr>
+      <w:r>
+        <w:t xml:space="preserve">Display employees whose commission is not NULL. </w:t>
+      </w:r>
+    </w:p>
+    <w:p>
+      <w:pPr>
+        <w:pStyle w:val="ListParagraph"/>
+      </w:pPr>
+      <w:r>
+        <w:t>SELECT *</w:t>
+      </w:r>
+    </w:p>
+    <w:p>
+      <w:pPr>
+        <w:pStyle w:val="ListParagraph"/>
+      </w:pPr>
+      <w:r>
+        <w:t>FROM EMP</w:t>
+      </w:r>
+    </w:p>
+    <w:p>
+      <w:pPr>
+        <w:pStyle w:val="ListParagraph"/>
+      </w:pPr>
+      <w:r>
+        <w:t>WHERE COMM IS NOT NULL;</w:t>
+      </w:r>
+    </w:p>
+    <w:p>
+      <w:pPr>
+        <w:pStyle w:val="ListParagraph"/>
+      </w:pPr>
+    </w:p>
+    <w:p>
+      <w:pPr>
+        <w:pStyle w:val="ListParagraph"/>
+        <w:numPr>
+          <w:ilvl w:val="0"/>
+          <w:numId w:val="1"/>
+        </w:numPr>
+      </w:pPr>
+      <w:r>
+        <w:t xml:space="preserve">Find employees hired in the month of December. </w:t>
+      </w:r>
+    </w:p>
+    <w:p>
+      <w:pPr>
+        <w:pStyle w:val="ListParagraph"/>
+      </w:pPr>
+      <w:r>
+        <w:t xml:space="preserve">SELECT * </w:t>
+      </w:r>
+    </w:p>
+    <w:p>
+      <w:pPr>
+        <w:pStyle w:val="ListParagraph"/>
+      </w:pPr>
+      <w:r>
+        <w:t>FROM EMP</w:t>
+      </w:r>
+    </w:p>
+    <w:p>
+      <w:pPr>
+        <w:pStyle w:val="ListParagraph"/>
+      </w:pPr>
+      <w:r>
+        <w:t xml:space="preserve">WHERE </w:t>
+      </w:r>
+      <w:r>
+        <w:t>HIREDATE LIKE ‘%DEC%’</w:t>
+      </w:r>
+      <w:r>
+        <w:t>;</w:t>
+      </w:r>
+    </w:p>
+    <w:p>
+      <w:pPr>
+        <w:pStyle w:val="ListParagraph"/>
+      </w:pPr>
+    </w:p>
+    <w:p>
+      <w:pPr>
+        <w:pStyle w:val="ListParagraph"/>
+        <w:numPr>
+          <w:ilvl w:val="0"/>
+          <w:numId w:val="1"/>
+        </w:numPr>
+      </w:pPr>
+      <w:r>
+        <w:t xml:space="preserve">Display employee names and yearly salary including commission ((SAL + COMM) * 12). </w:t>
+      </w:r>
+    </w:p>
+    <w:p>
+      <w:pPr>
+        <w:pStyle w:val="ListParagraph"/>
+      </w:pPr>
+      <w:r>
+        <w:t xml:space="preserve">SELECT * </w:t>
+      </w:r>
+    </w:p>
+    <w:p>
+      <w:pPr>
+        <w:pStyle w:val="ListParagraph"/>
+      </w:pPr>
+      <w:r>
+        <w:t>FROM EMP</w:t>
+      </w:r>
+    </w:p>
+    <w:p>
+      <w:pPr>
+        <w:pStyle w:val="ListParagraph"/>
+      </w:pPr>
+      <w:r>
+        <w:t>WHERE TO_CHAR(HIREDATE, ‘MM’)=’12’;</w:t>
+      </w:r>
+    </w:p>
+    <w:p>
+      <w:pPr>
+        <w:pStyle w:val="ListParagraph"/>
+      </w:pPr>
+    </w:p>
+    <w:p>
+      <w:pPr>
+        <w:pStyle w:val="ListParagraph"/>
+        <w:numPr>
+          <w:ilvl w:val="0"/>
+          <w:numId w:val="1"/>
+        </w:numPr>
+      </w:pPr>
+      <w:r>
+        <w:t xml:space="preserve">Find employees whose salary is greater than ALL employees in department 30. </w:t>
+      </w:r>
+    </w:p>
+    <w:p>
+      <w:pPr>
+        <w:pStyle w:val="ListParagraph"/>
+      </w:pPr>
+      <w:r>
         <w:t xml:space="preserve">SELECT </w:t>
       </w:r>
-      <w:proofErr w:type="gramStart"/>
-      <w:r>
-        <w:t>JOB,AVG</w:t>
-      </w:r>
-      <w:proofErr w:type="gramEnd"/>
-      <w:r>
-        <w:t>(SAL)</w:t>
-      </w:r>
-    </w:p>
-    <w:p>
-      <w:pPr>
-        <w:pStyle w:val="ListParagraph"/>
-      </w:pPr>
-      <w:r>
-        <w:t xml:space="preserve">FROM EMP </w:t>
-      </w:r>
-    </w:p>
-    <w:p>
-      <w:pPr>
-        <w:pStyle w:val="ListParagraph"/>
-      </w:pPr>
-      <w:r>
-        <w:t>GROUP BY JOB;</w:t>
-      </w:r>
-    </w:p>
-    <w:p>
-      <w:pPr>
-        <w:pStyle w:val="ListParagraph"/>
-      </w:pPr>
-    </w:p>
-    <w:p>
-      <w:pPr>
-        <w:pStyle w:val="ListParagraph"/>
-        <w:numPr>
-          <w:ilvl w:val="0"/>
-          <w:numId w:val="1"/>
-        </w:numPr>
-      </w:pPr>
-      <w:r>
-        <w:t xml:space="preserve">Display employees whose commission is not NULL. </w:t>
-      </w:r>
-    </w:p>
-    <w:p>
-      <w:pPr>
-        <w:pStyle w:val="ListParagraph"/>
+      <w:r>
+        <w:t>*</w:t>
+      </w:r>
+    </w:p>
+    <w:p>
+      <w:pPr>
+        <w:pStyle w:val="ListParagraph"/>
+      </w:pPr>
+      <w:r>
+        <w:t>FROM EMP</w:t>
+      </w:r>
+    </w:p>
+    <w:p>
+      <w:pPr>
+        <w:pStyle w:val="ListParagraph"/>
+      </w:pPr>
+      <w:r>
+        <w:t>WHERE SAL&gt;(SELECT SAL</w:t>
+      </w:r>
+    </w:p>
+    <w:p>
+      <w:pPr>
+        <w:pStyle w:val="ListParagraph"/>
+      </w:pPr>
+      <w:r>
+        <w:tab/>
+        <w:t>FROM EMP</w:t>
+      </w:r>
+    </w:p>
+    <w:p>
+      <w:pPr>
+        <w:pStyle w:val="ListParagraph"/>
+      </w:pPr>
+      <w:r>
+        <w:tab/>
+        <w:t>WHERE DEPTNO IN 30);</w:t>
+      </w:r>
+    </w:p>
+    <w:p>
+      <w:pPr>
+        <w:pStyle w:val="ListParagraph"/>
+      </w:pPr>
+    </w:p>
+    <w:p>
+      <w:pPr>
+        <w:pStyle w:val="ListParagraph"/>
+        <w:numPr>
+          <w:ilvl w:val="0"/>
+          <w:numId w:val="1"/>
+        </w:numPr>
+      </w:pPr>
+      <w:r>
+        <w:t xml:space="preserve">Display employee names, job, and salary where salary is an even number. </w:t>
+      </w:r>
+    </w:p>
+    <w:p>
+      <w:pPr>
+        <w:pStyle w:val="ListParagraph"/>
+      </w:pPr>
+      <w:r>
+        <w:t>SELECT ENAME, JOB, SAL</w:t>
+      </w:r>
+    </w:p>
+    <w:p>
+      <w:pPr>
+        <w:pStyle w:val="ListParagraph"/>
+      </w:pPr>
+      <w:r>
+        <w:t>FROM EMP</w:t>
+      </w:r>
+    </w:p>
+    <w:p>
+      <w:pPr>
+        <w:pStyle w:val="ListParagraph"/>
+      </w:pPr>
+      <w:r>
+        <w:t>WHERE MOD(</w:t>
+      </w:r>
+      <w:r>
+        <w:t>SAL,2)=0;</w:t>
+      </w:r>
+    </w:p>
+    <w:p>
+      <w:pPr>
+        <w:pStyle w:val="ListParagraph"/>
+      </w:pPr>
+    </w:p>
+    <w:p>
+      <w:pPr>
+        <w:pStyle w:val="ListParagraph"/>
+        <w:numPr>
+          <w:ilvl w:val="0"/>
+          <w:numId w:val="1"/>
+        </w:numPr>
+      </w:pPr>
+      <w:r>
+        <w:t xml:space="preserve">Find the second highest salary in the EMP table. </w:t>
+      </w:r>
+    </w:p>
+    <w:p>
+      <w:pPr>
+        <w:pStyle w:val="ListParagraph"/>
+      </w:pPr>
+      <w:r>
+        <w:t>SELECT MAX(SAL)</w:t>
+      </w:r>
+    </w:p>
+    <w:p>
+      <w:pPr>
+        <w:pStyle w:val="ListParagraph"/>
+      </w:pPr>
+      <w:r>
+        <w:t>FROM EMP</w:t>
+      </w:r>
+    </w:p>
+    <w:p>
+      <w:pPr>
+        <w:pStyle w:val="ListParagraph"/>
+      </w:pPr>
+      <w:r>
+        <w:t>WHERE SAL</w:t>
+      </w:r>
+      <w:r>
+        <w:t>&lt;(SELECT MAX(SAL)</w:t>
+      </w:r>
+    </w:p>
+    <w:p>
+      <w:pPr>
+        <w:pStyle w:val="ListParagraph"/>
+      </w:pPr>
+      <w:r>
+        <w:lastRenderedPageBreak/>
+        <w:tab/>
+        <w:t>FROM EMP);</w:t>
+      </w:r>
+    </w:p>
+    <w:p>
+      <w:pPr>
+        <w:pStyle w:val="ListParagraph"/>
+      </w:pPr>
+    </w:p>
+    <w:p>
+      <w:pPr>
+        <w:pStyle w:val="ListParagraph"/>
+        <w:numPr>
+          <w:ilvl w:val="0"/>
+          <w:numId w:val="1"/>
+        </w:numPr>
+      </w:pPr>
+      <w:r>
+        <w:t xml:space="preserve">Display employees whose names have exactly 5 characters. </w:t>
+      </w:r>
+    </w:p>
+    <w:p>
+      <w:pPr>
+        <w:pStyle w:val="ListParagraph"/>
+      </w:pPr>
+      <w:r>
+        <w:t>SELECT ENAME</w:t>
+      </w:r>
+    </w:p>
+    <w:p>
+      <w:pPr>
+        <w:pStyle w:val="ListParagraph"/>
+      </w:pPr>
+      <w:r>
+        <w:t>FROM EMP</w:t>
+      </w:r>
+    </w:p>
+    <w:p>
+      <w:pPr>
+        <w:pStyle w:val="ListParagraph"/>
+      </w:pPr>
+      <w:r>
+        <w:t>WHERE ENAME LIKE ‘</w:t>
+      </w:r>
+      <w:r>
+        <w:t>_____’;</w:t>
+      </w:r>
+    </w:p>
+    <w:p>
+      <w:pPr>
+        <w:pStyle w:val="ListParagraph"/>
+      </w:pPr>
+    </w:p>
+    <w:p>
+      <w:pPr>
+        <w:pStyle w:val="ListParagraph"/>
+        <w:numPr>
+          <w:ilvl w:val="0"/>
+          <w:numId w:val="1"/>
+        </w:numPr>
+      </w:pPr>
+      <w:r>
+        <w:t xml:space="preserve">Find the manager IDs and count how many employees work under each manager. </w:t>
+      </w:r>
+    </w:p>
+    <w:p>
+      <w:pPr>
+        <w:pStyle w:val="ListParagraph"/>
+      </w:pPr>
+      <w:r>
+        <w:t>SELECT MGR, COUNT</w:t>
+      </w:r>
+      <w:r>
+        <w:t>(*) AS EMP_COUNT</w:t>
+      </w:r>
+    </w:p>
+    <w:p>
+      <w:pPr>
+        <w:pStyle w:val="ListParagraph"/>
+      </w:pPr>
+      <w:r>
+        <w:t>FROM EMP</w:t>
+      </w:r>
+    </w:p>
+    <w:p>
+      <w:pPr>
+        <w:pStyle w:val="ListParagraph"/>
+      </w:pPr>
+      <w:r>
+        <w:t xml:space="preserve">WHERE </w:t>
+      </w:r>
+      <w:r>
+        <w:t>MGR IS NOT NULL</w:t>
+      </w:r>
+    </w:p>
+    <w:p>
+      <w:pPr>
+        <w:pStyle w:val="ListParagraph"/>
+      </w:pPr>
+      <w:r>
+        <w:t>GROUP BY MGR;</w:t>
+      </w:r>
+    </w:p>
+    <w:p>
+      <w:pPr>
+        <w:pStyle w:val="ListParagraph"/>
+      </w:pPr>
+    </w:p>
+    <w:p>
+      <w:pPr>
+        <w:pStyle w:val="ListParagraph"/>
+        <w:numPr>
+          <w:ilvl w:val="0"/>
+          <w:numId w:val="1"/>
+        </w:numPr>
+      </w:pPr>
+      <w:r>
+        <w:t xml:space="preserve">Display department-wise maximum salary and minimum salary. </w:t>
+      </w:r>
+    </w:p>
+    <w:p>
+      <w:pPr>
+        <w:pStyle w:val="ListParagraph"/>
+        <w:numPr>
+          <w:ilvl w:val="0"/>
+          <w:numId w:val="1"/>
+        </w:numPr>
+      </w:pPr>
+      <w:r>
+        <w:t xml:space="preserve">Find employees whose salary is less than the average salary of their department. </w:t>
+      </w:r>
+    </w:p>
+    <w:p>
+      <w:pPr>
+        <w:pStyle w:val="ListParagraph"/>
+        <w:numPr>
+          <w:ilvl w:val="0"/>
+          <w:numId w:val="1"/>
+        </w:numPr>
+      </w:pPr>
+      <w:r>
+        <w:t xml:space="preserve">Display employee names and hire dates in the format DD-MON-YYYY. </w:t>
+      </w:r>
+    </w:p>
+    <w:p>
+      <w:pPr>
+        <w:pStyle w:val="ListParagraph"/>
+        <w:numPr>
+          <w:ilvl w:val="0"/>
+          <w:numId w:val="1"/>
+        </w:numPr>
+      </w:pPr>
+      <w:r>
+        <w:t xml:space="preserve">Find employees whose job starts with 'S'. </w:t>
+      </w:r>
+    </w:p>
+    <w:p>
+      <w:pPr>
+        <w:pStyle w:val="ListParagraph"/>
+        <w:numPr>
+          <w:ilvl w:val="0"/>
+          <w:numId w:val="1"/>
+        </w:numPr>
+      </w:pPr>
+      <w:r>
+        <w:t xml:space="preserve">Display job-wise average salary ordered from highest to lowest average. </w:t>
+      </w:r>
+    </w:p>
+    <w:p>
+      <w:pPr>
+        <w:pStyle w:val="ListParagraph"/>
+        <w:numPr>
+          <w:ilvl w:val="0"/>
+          <w:numId w:val="1"/>
+        </w:numPr>
+      </w:pPr>
+      <w:r>
+        <w:t xml:space="preserve">Find employees hired before 1982 and salary greater than 1500. </w:t>
+      </w:r>
+    </w:p>
+    <w:p>
+      <w:pPr>
+        <w:pStyle w:val="ListParagraph"/>
+        <w:numPr>
+          <w:ilvl w:val="0"/>
+          <w:numId w:val="1"/>
+        </w:numPr>
+      </w:pPr>
+      <w:r>
+        <w:t xml:space="preserve">Display employee names along with salary after adding 20% increment. </w:t>
+      </w:r>
+    </w:p>
+    <w:p>
+      <w:pPr>
+        <w:pStyle w:val="ListParagraph"/>
+        <w:numPr>
+          <w:ilvl w:val="0"/>
+          <w:numId w:val="1"/>
+        </w:numPr>
+      </w:pPr>
+      <w:r>
+        <w:t xml:space="preserve">Find departments having more than 2 different job roles. </w:t>
+      </w:r>
+    </w:p>
+    <w:p>
+      <w:pPr>
+        <w:pStyle w:val="ListParagraph"/>
+        <w:numPr>
+          <w:ilvl w:val="0"/>
+          <w:numId w:val="1"/>
+        </w:numPr>
+      </w:pPr>
+      <w:r>
+        <w:t xml:space="preserve">Display employee names whose names end with 'D'. </w:t>
+      </w:r>
+    </w:p>
+    <w:p>
+      <w:pPr>
+        <w:pStyle w:val="ListParagraph"/>
+        <w:numPr>
+          <w:ilvl w:val="0"/>
+          <w:numId w:val="1"/>
+        </w:numPr>
+      </w:pPr>
+      <w:r>
+        <w:t xml:space="preserve">Find employees who do not report to any manager. </w:t>
+      </w:r>
+    </w:p>
+    <w:p>
+      <w:pPr>
+        <w:pStyle w:val="ListParagraph"/>
+        <w:numPr>
+          <w:ilvl w:val="0"/>
+          <w:numId w:val="1"/>
+        </w:numPr>
+      </w:pPr>
+      <w:r>
+        <w:t xml:space="preserve">Display the total commission paid department-wise. </w:t>
+      </w:r>
+    </w:p>
+    <w:p>
+      <w:pPr>
+        <w:pStyle w:val="ListParagraph"/>
+        <w:numPr>
+          <w:ilvl w:val="0"/>
+          <w:numId w:val="1"/>
+        </w:numPr>
+      </w:pPr>
+      <w:r>
+        <w:t>Find employees earning the same salary as SCOTT.</w:t>
+      </w:r>
+    </w:p>
+    <w:p>
+      <w:pPr>
+        <w:pStyle w:val="ListParagraph"/>
+        <w:numPr>
+          <w:ilvl w:val="0"/>
+          <w:numId w:val="1"/>
+        </w:numPr>
       </w:pPr>
       <w:r>
         <w:t>SELECT *</w:t>
@@ -497,6 +985,10 @@
     <w:p>
       <w:pPr>
         <w:pStyle w:val="ListParagraph"/>
+        <w:numPr>
+          <w:ilvl w:val="0"/>
+          <w:numId w:val="1"/>
+        </w:numPr>
       </w:pPr>
       <w:r>
         <w:t>FROM EMP</w:t>
@@ -505,279 +997,16 @@
     <w:p>
       <w:pPr>
         <w:pStyle w:val="ListParagraph"/>
-      </w:pPr>
-      <w:r>
-        <w:t>WHERE COMM IS NOT NULL;</w:t>
-      </w:r>
-    </w:p>
-    <w:p>
-      <w:pPr>
-        <w:pStyle w:val="ListParagraph"/>
-      </w:pPr>
-    </w:p>
-    <w:p>
-      <w:pPr>
-        <w:pStyle w:val="ListParagraph"/>
-        <w:numPr>
-          <w:ilvl w:val="0"/>
-          <w:numId w:val="1"/>
-        </w:numPr>
-      </w:pPr>
-      <w:r>
-        <w:t xml:space="preserve">Find employees hired in the month of December. </w:t>
-      </w:r>
-    </w:p>
-    <w:p>
-      <w:pPr>
-        <w:pStyle w:val="ListParagraph"/>
-      </w:pPr>
-      <w:r>
-        <w:t xml:space="preserve">SELECT * </w:t>
-      </w:r>
-    </w:p>
-    <w:p>
-      <w:pPr>
-        <w:pStyle w:val="ListParagraph"/>
-      </w:pPr>
-      <w:r>
-        <w:t>FROM EMP</w:t>
-      </w:r>
-    </w:p>
-    <w:p>
-      <w:pPr>
-        <w:pStyle w:val="ListParagraph"/>
-      </w:pPr>
-      <w:r>
-        <w:t xml:space="preserve">WHERE </w:t>
-      </w:r>
-      <w:r>
-        <w:t>HIREDATE LIKE ‘%DEC%’</w:t>
-      </w:r>
-      <w:r>
-        <w:t>;</w:t>
-      </w:r>
-    </w:p>
-    <w:p>
-      <w:pPr>
-        <w:pStyle w:val="ListParagraph"/>
-      </w:pPr>
-    </w:p>
-    <w:p>
-      <w:pPr>
-        <w:pStyle w:val="ListParagraph"/>
-        <w:numPr>
-          <w:ilvl w:val="0"/>
-          <w:numId w:val="1"/>
-        </w:numPr>
-      </w:pPr>
-      <w:r>
-        <w:t xml:space="preserve">Display employee names and yearly salary including commission ((SAL + COMM) * 12). </w:t>
-      </w:r>
-    </w:p>
-    <w:p>
-      <w:pPr>
-        <w:pStyle w:val="ListParagraph"/>
-        <w:numPr>
-          <w:ilvl w:val="0"/>
-          <w:numId w:val="1"/>
-        </w:numPr>
-      </w:pPr>
-      <w:r>
-        <w:t xml:space="preserve">Find employees whose salary is greater than ALL employees in department 30. </w:t>
-      </w:r>
-    </w:p>
-    <w:p>
-      <w:pPr>
-        <w:pStyle w:val="ListParagraph"/>
-        <w:numPr>
-          <w:ilvl w:val="0"/>
-          <w:numId w:val="1"/>
-        </w:numPr>
-      </w:pPr>
-      <w:r>
-        <w:t xml:space="preserve">Display employee names, job, and salary where salary is an even number. </w:t>
-      </w:r>
-    </w:p>
-    <w:p>
-      <w:pPr>
-        <w:pStyle w:val="ListParagraph"/>
-        <w:numPr>
-          <w:ilvl w:val="0"/>
-          <w:numId w:val="1"/>
-        </w:numPr>
-      </w:pPr>
-      <w:r>
-        <w:t xml:space="preserve">Find the second highest salary in the EMP table. </w:t>
-      </w:r>
-    </w:p>
-    <w:p>
-      <w:pPr>
-        <w:pStyle w:val="ListParagraph"/>
-        <w:numPr>
-          <w:ilvl w:val="0"/>
-          <w:numId w:val="1"/>
-        </w:numPr>
-      </w:pPr>
-      <w:r>
-        <w:t xml:space="preserve">Display employees whose names have exactly 5 characters. </w:t>
-      </w:r>
-    </w:p>
-    <w:p>
-      <w:pPr>
-        <w:pStyle w:val="ListParagraph"/>
-        <w:numPr>
-          <w:ilvl w:val="0"/>
-          <w:numId w:val="1"/>
-        </w:numPr>
-      </w:pPr>
-      <w:r>
-        <w:t xml:space="preserve">Find the manager IDs and count how many employees work under each manager. </w:t>
-      </w:r>
-    </w:p>
-    <w:p>
-      <w:pPr>
-        <w:pStyle w:val="ListParagraph"/>
-        <w:numPr>
-          <w:ilvl w:val="0"/>
-          <w:numId w:val="1"/>
-        </w:numPr>
-      </w:pPr>
-      <w:r>
-        <w:t xml:space="preserve">Display department-wise maximum salary and minimum salary. </w:t>
-      </w:r>
-    </w:p>
-    <w:p>
-      <w:pPr>
-        <w:pStyle w:val="ListParagraph"/>
-        <w:numPr>
-          <w:ilvl w:val="0"/>
-          <w:numId w:val="1"/>
-        </w:numPr>
-      </w:pPr>
-      <w:r>
-        <w:t xml:space="preserve">Find employees whose salary is less than the average salary of their department. </w:t>
-      </w:r>
-    </w:p>
-    <w:p>
-      <w:pPr>
-        <w:pStyle w:val="ListParagraph"/>
-        <w:numPr>
-          <w:ilvl w:val="0"/>
-          <w:numId w:val="1"/>
-        </w:numPr>
-      </w:pPr>
-      <w:r>
-        <w:t xml:space="preserve">Display employee names and hire dates in the format DD-MON-YYYY. </w:t>
-      </w:r>
-    </w:p>
-    <w:p>
-      <w:pPr>
-        <w:pStyle w:val="ListParagraph"/>
-        <w:numPr>
-          <w:ilvl w:val="0"/>
-          <w:numId w:val="1"/>
-        </w:numPr>
-      </w:pPr>
-      <w:r>
-        <w:t xml:space="preserve">Find employees whose job starts with 'S'. </w:t>
-      </w:r>
-    </w:p>
-    <w:p>
-      <w:pPr>
-        <w:pStyle w:val="ListParagraph"/>
-        <w:numPr>
-          <w:ilvl w:val="0"/>
-          <w:numId w:val="1"/>
-        </w:numPr>
-      </w:pPr>
-      <w:r>
-        <w:t xml:space="preserve">Display job-wise average salary ordered from highest to lowest average. </w:t>
-      </w:r>
-    </w:p>
-    <w:p>
-      <w:pPr>
-        <w:pStyle w:val="ListParagraph"/>
-        <w:numPr>
-          <w:ilvl w:val="0"/>
-          <w:numId w:val="1"/>
-        </w:numPr>
-      </w:pPr>
-      <w:r>
-        <w:t xml:space="preserve">Find employees hired before 1982 and salary greater than 1500. </w:t>
-      </w:r>
-    </w:p>
-    <w:p>
-      <w:pPr>
-        <w:pStyle w:val="ListParagraph"/>
-        <w:numPr>
-          <w:ilvl w:val="0"/>
-          <w:numId w:val="1"/>
-        </w:numPr>
-      </w:pPr>
-      <w:r>
-        <w:t xml:space="preserve">Display employee names along with salary after adding 20% increment. </w:t>
-      </w:r>
-    </w:p>
-    <w:p>
-      <w:pPr>
-        <w:pStyle w:val="ListParagraph"/>
-        <w:numPr>
-          <w:ilvl w:val="0"/>
-          <w:numId w:val="1"/>
-        </w:numPr>
-      </w:pPr>
-      <w:r>
-        <w:t xml:space="preserve">Find departments having more than 2 different job roles. </w:t>
-      </w:r>
-    </w:p>
-    <w:p>
-      <w:pPr>
-        <w:pStyle w:val="ListParagraph"/>
-        <w:numPr>
-          <w:ilvl w:val="0"/>
-          <w:numId w:val="1"/>
-        </w:numPr>
-      </w:pPr>
-      <w:r>
-        <w:t xml:space="preserve">Display employee names whose names end with 'D'. </w:t>
-      </w:r>
-    </w:p>
-    <w:p>
-      <w:pPr>
-        <w:pStyle w:val="ListParagraph"/>
-        <w:numPr>
-          <w:ilvl w:val="0"/>
-          <w:numId w:val="1"/>
-        </w:numPr>
-      </w:pPr>
-      <w:r>
-        <w:t xml:space="preserve">Find employees who do not report to any manager. </w:t>
-      </w:r>
-    </w:p>
-    <w:p>
-      <w:pPr>
-        <w:pStyle w:val="ListParagraph"/>
-        <w:numPr>
-          <w:ilvl w:val="0"/>
-          <w:numId w:val="1"/>
-        </w:numPr>
-      </w:pPr>
-      <w:r>
-        <w:t xml:space="preserve">Display the total commission paid department-wise. </w:t>
-      </w:r>
-    </w:p>
-    <w:p>
-      <w:pPr>
-        <w:pStyle w:val="ListParagraph"/>
-        <w:numPr>
-          <w:ilvl w:val="0"/>
-          <w:numId w:val="1"/>
-        </w:numPr>
-      </w:pPr>
-      <w:r>
-        <w:t>Find employees earning the same salary as SCOTT.</w:t>
-      </w:r>
-    </w:p>
+        <w:numPr>
+          <w:ilvl w:val="0"/>
+          <w:numId w:val="1"/>
+        </w:numPr>
+      </w:pPr>
+      <w:r>
+        <w:t>WHERE ENAME = ‘SCOTT’</w:t>
+      </w:r>
+    </w:p>
+    <w:p/>
     <w:p>
       <w:pPr>
         <w:pStyle w:val="ListParagraph"/>
@@ -799,44 +1028,6 @@
         </w:numPr>
       </w:pPr>
       <w:r>
-        <w:t>FROM EMP</w:t>
-      </w:r>
-    </w:p>
-    <w:p>
-      <w:pPr>
-        <w:pStyle w:val="ListParagraph"/>
-        <w:numPr>
-          <w:ilvl w:val="0"/>
-          <w:numId w:val="1"/>
-        </w:numPr>
-      </w:pPr>
-      <w:r>
-        <w:lastRenderedPageBreak/>
-        <w:t>WHERE ENAME = ‘SCOTT’</w:t>
-      </w:r>
-    </w:p>
-    <w:p/>
-    <w:p>
-      <w:pPr>
-        <w:pStyle w:val="ListParagraph"/>
-        <w:numPr>
-          <w:ilvl w:val="0"/>
-          <w:numId w:val="1"/>
-        </w:numPr>
-      </w:pPr>
-      <w:r>
-        <w:t>SELECT *</w:t>
-      </w:r>
-    </w:p>
-    <w:p>
-      <w:pPr>
-        <w:pStyle w:val="ListParagraph"/>
-        <w:numPr>
-          <w:ilvl w:val="0"/>
-          <w:numId w:val="1"/>
-        </w:numPr>
-      </w:pPr>
-      <w:r>
         <w:t>FROM employees</w:t>
       </w:r>
     </w:p>
@@ -861,15 +1052,7 @@
         </w:numPr>
       </w:pPr>
       <w:r>
-        <w:t xml:space="preserve">SELECT </w:t>
-      </w:r>
-      <w:proofErr w:type="gramStart"/>
-      <w:r>
-        <w:t>AVG(</w:t>
-      </w:r>
-      <w:proofErr w:type="gramEnd"/>
-      <w:r>
-        <w:t>salary)</w:t>
+        <w:t>SELECT AVG(salary)</w:t>
       </w:r>
     </w:p>
     <w:p>

--- a/PRACTICE1.docx
+++ b/PRACTICE1.docx
@@ -841,6 +841,33 @@
     <w:p>
       <w:pPr>
         <w:pStyle w:val="ListParagraph"/>
+      </w:pPr>
+      <w:r>
+        <w:t>SELECT MAX(SAL), MIN(SAL), DEPTNO</w:t>
+      </w:r>
+    </w:p>
+    <w:p>
+      <w:pPr>
+        <w:pStyle w:val="ListParagraph"/>
+      </w:pPr>
+      <w:r>
+        <w:t>FROM EMP</w:t>
+      </w:r>
+    </w:p>
+    <w:p>
+      <w:pPr>
+        <w:pStyle w:val="ListParagraph"/>
+      </w:pPr>
+      <w:r>
+        <w:t xml:space="preserve">GROUP BY </w:t>
+      </w:r>
+      <w:r>
+        <w:t>DEPTNO;</w:t>
+      </w:r>
+    </w:p>
+    <w:p>
+      <w:pPr>
+        <w:pStyle w:val="ListParagraph"/>
         <w:numPr>
           <w:ilvl w:val="0"/>
           <w:numId w:val="1"/>
@@ -853,6 +880,53 @@
     <w:p>
       <w:pPr>
         <w:pStyle w:val="ListParagraph"/>
+      </w:pPr>
+      <w:r>
+        <w:t xml:space="preserve">SELECT * </w:t>
+      </w:r>
+    </w:p>
+    <w:p>
+      <w:pPr>
+        <w:pStyle w:val="ListParagraph"/>
+      </w:pPr>
+      <w:r>
+        <w:t>FROM EMP</w:t>
+      </w:r>
+    </w:p>
+    <w:p>
+      <w:pPr>
+        <w:pStyle w:val="ListParagraph"/>
+      </w:pPr>
+      <w:r>
+        <w:t>WHERE SAL&lt;ALL(SELECT AVG(SAL)</w:t>
+      </w:r>
+    </w:p>
+    <w:p>
+      <w:pPr>
+        <w:pStyle w:val="ListParagraph"/>
+      </w:pPr>
+      <w:r>
+        <w:tab/>
+        <w:t>FROM EMP</w:t>
+      </w:r>
+    </w:p>
+    <w:p>
+      <w:pPr>
+        <w:pStyle w:val="ListParagraph"/>
+      </w:pPr>
+      <w:r>
+        <w:tab/>
+        <w:t>GROUP BY DEPTNO);</w:t>
+      </w:r>
+    </w:p>
+    <w:p>
+      <w:pPr>
+        <w:pStyle w:val="ListParagraph"/>
+      </w:pPr>
+    </w:p>
+    <w:p>
+      <w:pPr>
+        <w:pStyle w:val="ListParagraph"/>
         <w:numPr>
           <w:ilvl w:val="0"/>
           <w:numId w:val="1"/>
@@ -1028,6 +1102,7 @@
         </w:numPr>
       </w:pPr>
       <w:r>
+        <w:lastRenderedPageBreak/>
         <w:t>FROM employees</w:t>
       </w:r>
     </w:p>
